--- a/Template/Payroll/3. ใบส่งมอบงาน.docx
+++ b/Template/Payroll/3. ใบส่งมอบงาน.docx
@@ -213,7 +213,7 @@
     <w:p>
       <w:pPr>
         <w:rPr>
-          <w:rFonts w:ascii="TH SarabunIT๙" w:hAnsi="TH SarabunIT๙" w:cs="TH SarabunIT๙" w:hint="cs"/>
+          <w:rFonts w:ascii="TH SarabunIT๙" w:hAnsi="TH SarabunIT๙" w:cs="TH SarabunIT๙"/>
           <w:sz w:val="32"/>
           <w:szCs w:val="32"/>
           <w:cs/>
@@ -1492,16 +1492,16 @@
         <mc:AlternateContent>
           <mc:Choice Requires="wps">
             <w:drawing>
-              <wp:anchor distT="0" distB="0" distL="114300" distR="114300" simplePos="0" relativeHeight="251658240" behindDoc="0" locked="0" layoutInCell="1" allowOverlap="1" wp14:anchorId="7E4C662D" wp14:editId="208F3247">
+              <wp:anchor distT="0" distB="0" distL="114300" distR="114300" simplePos="0" relativeHeight="251658240" behindDoc="0" locked="0" layoutInCell="1" allowOverlap="1" wp14:anchorId="7E4C662D" wp14:editId="165AA64F">
                 <wp:simplePos x="0" y="0"/>
                 <wp:positionH relativeFrom="column">
-                  <wp:posOffset>2990851</wp:posOffset>
+                  <wp:posOffset>2990850</wp:posOffset>
                 </wp:positionH>
                 <wp:positionV relativeFrom="paragraph">
-                  <wp:posOffset>585470</wp:posOffset>
+                  <wp:posOffset>547370</wp:posOffset>
                 </wp:positionV>
-                <wp:extent cx="3295650" cy="1838325"/>
-                <wp:effectExtent l="0" t="0" r="19050" b="28575"/>
+                <wp:extent cx="3295650" cy="2152650"/>
+                <wp:effectExtent l="0" t="0" r="19050" b="19050"/>
                 <wp:wrapNone/>
                 <wp:docPr id="756430772" name="Text Box 1"/>
                 <wp:cNvGraphicFramePr>
@@ -1516,7 +1516,7 @@
                       <wps:spPr bwMode="auto">
                         <a:xfrm>
                           <a:off x="0" y="0"/>
-                          <a:ext cx="3295650" cy="1838325"/>
+                          <a:ext cx="3295650" cy="2152650"/>
                         </a:xfrm>
                         <a:prstGeom prst="rect">
                           <a:avLst/>
@@ -1857,7 +1857,11 @@
           </mc:Choice>
           <mc:Fallback>
             <w:pict>
-              <v:shape w14:anchorId="7E4C662D" id="Text Box 1" o:spid="_x0000_s1027" type="#_x0000_t202" style="position:absolute;margin-left:235.5pt;margin-top:46.1pt;width:259.5pt;height:144.75pt;z-index:251658240;visibility:visible;mso-wrap-style:square;mso-width-percent:0;mso-height-percent:0;mso-wrap-distance-left:9pt;mso-wrap-distance-top:0;mso-wrap-distance-right:9pt;mso-wrap-distance-bottom:0;mso-position-horizontal:absolute;mso-position-horizontal-relative:text;mso-position-vertical:absolute;mso-position-vertical-relative:text;mso-width-percent:0;mso-height-percent:0;mso-width-relative:page;mso-height-relative:page;v-text-anchor:top" o:gfxdata="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">
+              <v:shapetype w14:anchorId="7E4C662D" id="_x0000_t202" coordsize="21600,21600" o:spt="202" path="m,l,21600r21600,l21600,xe">
+                <v:stroke joinstyle="miter"/>
+                <v:path gradientshapeok="t" o:connecttype="rect"/>
+              </v:shapetype>
+              <v:shape id="Text Box 1" o:spid="_x0000_s1027" type="#_x0000_t202" style="position:absolute;margin-left:235.5pt;margin-top:43.1pt;width:259.5pt;height:169.5pt;z-index:251658240;visibility:visible;mso-wrap-style:square;mso-width-percent:0;mso-height-percent:0;mso-wrap-distance-left:9pt;mso-wrap-distance-top:0;mso-wrap-distance-right:9pt;mso-wrap-distance-bottom:0;mso-position-horizontal:absolute;mso-position-horizontal-relative:text;mso-position-vertical:absolute;mso-position-vertical-relative:text;mso-width-percent:0;mso-height-percent:0;mso-width-relative:page;mso-height-relative:page;v-text-anchor:top" o:gfxdata="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">
                 <v:textbox>
                   <w:txbxContent>
                     <w:p>
@@ -1946,7 +1950,7 @@
                       <w:pPr>
                         <w:spacing w:after="0"/>
                         <w:rPr>
-                          <w:rFonts w:ascii="TH SarabunIT๙" w:hAnsi="TH SarabunIT๙" w:cs="TH SarabunIT๙" w:hint="cs"/>
+                          <w:rFonts w:ascii="TH SarabunIT๙" w:hAnsi="TH SarabunIT๙" w:cs="TH SarabunIT๙"/>
                           <w:spacing w:val="-10"/>
                         </w:rPr>
                       </w:pPr>
@@ -2118,7 +2122,7 @@
                         <w:spacing w:after="0"/>
                         <w:jc w:val="center"/>
                         <w:rPr>
-                          <w:rFonts w:ascii="TH SarabunIT๙" w:hAnsi="TH SarabunIT๙" w:cs="TH SarabunIT๙" w:hint="cs"/>
+                          <w:rFonts w:ascii="TH SarabunIT๙" w:hAnsi="TH SarabunIT๙" w:cs="TH SarabunIT๙"/>
                           <w:sz w:val="32"/>
                           <w:szCs w:val="32"/>
                           <w:cs/>
